--- a/projects/fpga-systems/Genesys2/dma-ip/rapids_beats/docs/RAPIDS_Characterization_Guide_v0.90.docx
+++ b/projects/fpga-systems/Genesys2/dma-ip/rapids_beats/docs/RAPIDS_Characterization_Guide_v0.90.docx
@@ -160,7 +160,7 @@
             </w:rPr>
             <w:fldChar w:fldCharType="separate"/>
           </w:r>
-          <w:hyperlink w:anchor="__RefHeading___Toc4844_3176295302">
+          <w:hyperlink w:anchor="__RefHeading___Toc4846_556429768">
             <w:r>
               <w:rPr>
                 <w:webHidden/>
@@ -181,7 +181,7 @@
             </w:tabs>
             <w:rPr/>
           </w:pPr>
-          <w:hyperlink w:anchor="__RefHeading___Toc4846_3176295302">
+          <w:hyperlink w:anchor="__RefHeading___Toc4848_556429768">
             <w:r>
               <w:rPr>
                 <w:webHidden/>
@@ -202,7 +202,7 @@
             </w:tabs>
             <w:rPr/>
           </w:pPr>
-          <w:hyperlink w:anchor="__RefHeading___Toc4848_3176295302">
+          <w:hyperlink w:anchor="__RefHeading___Toc4850_556429768">
             <w:r>
               <w:rPr>
                 <w:webHidden/>
@@ -223,7 +223,7 @@
             </w:tabs>
             <w:rPr/>
           </w:pPr>
-          <w:hyperlink w:anchor="__RefHeading___Toc4850_3176295302">
+          <w:hyperlink w:anchor="__RefHeading___Toc4852_556429768">
             <w:r>
               <w:rPr>
                 <w:webHidden/>
@@ -244,7 +244,7 @@
             </w:tabs>
             <w:rPr/>
           </w:pPr>
-          <w:hyperlink w:anchor="__RefHeading___Toc4852_3176295302">
+          <w:hyperlink w:anchor="__RefHeading___Toc4854_556429768">
             <w:r>
               <w:rPr>
                 <w:webHidden/>
@@ -265,7 +265,7 @@
             </w:tabs>
             <w:rPr/>
           </w:pPr>
-          <w:hyperlink w:anchor="__RefHeading___Toc4854_3176295302">
+          <w:hyperlink w:anchor="__RefHeading___Toc4856_556429768">
             <w:r>
               <w:rPr>
                 <w:webHidden/>
@@ -286,7 +286,7 @@
             </w:tabs>
             <w:rPr/>
           </w:pPr>
-          <w:hyperlink w:anchor="__RefHeading___Toc4856_3176295302">
+          <w:hyperlink w:anchor="__RefHeading___Toc4858_556429768">
             <w:r>
               <w:rPr>
                 <w:webHidden/>
@@ -307,7 +307,7 @@
             </w:tabs>
             <w:rPr/>
           </w:pPr>
-          <w:hyperlink w:anchor="__RefHeading___Toc4858_3176295302">
+          <w:hyperlink w:anchor="__RefHeading___Toc4860_556429768">
             <w:r>
               <w:rPr>
                 <w:webHidden/>
@@ -328,7 +328,7 @@
             </w:tabs>
             <w:rPr/>
           </w:pPr>
-          <w:hyperlink w:anchor="__RefHeading___Toc4860_3176295302">
+          <w:hyperlink w:anchor="__RefHeading___Toc4862_556429768">
             <w:r>
               <w:rPr>
                 <w:webHidden/>
@@ -349,7 +349,7 @@
             </w:tabs>
             <w:rPr/>
           </w:pPr>
-          <w:hyperlink w:anchor="__RefHeading___Toc4862_3176295302">
+          <w:hyperlink w:anchor="__RefHeading___Toc4864_556429768">
             <w:r>
               <w:rPr>
                 <w:webHidden/>
@@ -370,7 +370,7 @@
             </w:tabs>
             <w:rPr/>
           </w:pPr>
-          <w:hyperlink w:anchor="__RefHeading___Toc4864_3176295302">
+          <w:hyperlink w:anchor="__RefHeading___Toc4866_556429768">
             <w:r>
               <w:rPr>
                 <w:webHidden/>
@@ -391,7 +391,7 @@
             </w:tabs>
             <w:rPr/>
           </w:pPr>
-          <w:hyperlink w:anchor="__RefHeading___Toc4866_3176295302">
+          <w:hyperlink w:anchor="__RefHeading___Toc4868_556429768">
             <w:r>
               <w:rPr>
                 <w:webHidden/>
@@ -412,7 +412,7 @@
             </w:tabs>
             <w:rPr/>
           </w:pPr>
-          <w:hyperlink w:anchor="__RefHeading___Toc4868_3176295302">
+          <w:hyperlink w:anchor="__RefHeading___Toc4870_556429768">
             <w:r>
               <w:rPr>
                 <w:webHidden/>
@@ -433,7 +433,7 @@
             </w:tabs>
             <w:rPr/>
           </w:pPr>
-          <w:hyperlink w:anchor="__RefHeading___Toc4870_3176295302">
+          <w:hyperlink w:anchor="__RefHeading___Toc4872_556429768">
             <w:r>
               <w:rPr>
                 <w:webHidden/>
@@ -441,7 +441,7 @@
               </w:rPr>
               <w:t>3.3 The DUT and the on-chip harness</w:t>
               <w:tab/>
-              <w:t>13</w:t>
+              <w:t>14</w:t>
             </w:r>
           </w:hyperlink>
         </w:p>
@@ -454,7 +454,7 @@
             </w:tabs>
             <w:rPr/>
           </w:pPr>
-          <w:hyperlink w:anchor="__RefHeading___Toc4872_3176295302">
+          <w:hyperlink w:anchor="__RefHeading___Toc4874_556429768">
             <w:r>
               <w:rPr>
                 <w:webHidden/>
@@ -462,7 +462,7 @@
               </w:rPr>
               <w:t>3.4 Atomic launch</w:t>
               <w:tab/>
-              <w:t>14</w:t>
+              <w:t>15</w:t>
             </w:r>
           </w:hyperlink>
         </w:p>
@@ -475,7 +475,7 @@
             </w:tabs>
             <w:rPr/>
           </w:pPr>
-          <w:hyperlink w:anchor="__RefHeading___Toc4874_3176295302">
+          <w:hyperlink w:anchor="__RefHeading___Toc4876_556429768">
             <w:r>
               <w:rPr>
                 <w:webHidden/>
@@ -483,7 +483,7 @@
               </w:rPr>
               <w:t>4 Test Methodology</w:t>
               <w:tab/>
-              <w:t>15</w:t>
+              <w:t>16</w:t>
             </w:r>
           </w:hyperlink>
         </w:p>
@@ -496,7 +496,7 @@
             </w:tabs>
             <w:rPr/>
           </w:pPr>
-          <w:hyperlink w:anchor="__RefHeading___Toc4876_3176295302">
+          <w:hyperlink w:anchor="__RefHeading___Toc4878_556429768">
             <w:r>
               <w:rPr>
                 <w:webHidden/>
@@ -504,7 +504,7 @@
               </w:rPr>
               <w:t>4.1 What is under test</w:t>
               <w:tab/>
-              <w:t>15</w:t>
+              <w:t>16</w:t>
             </w:r>
           </w:hyperlink>
         </w:p>
@@ -517,7 +517,7 @@
             </w:tabs>
             <w:rPr/>
           </w:pPr>
-          <w:hyperlink w:anchor="__RefHeading___Toc4878_3176295302">
+          <w:hyperlink w:anchor="__RefHeading___Toc4880_556429768">
             <w:r>
               <w:rPr>
                 <w:webHidden/>
@@ -525,7 +525,7 @@
               </w:rPr>
               <w:t>4.2 What is measured, and how</w:t>
               <w:tab/>
-              <w:t>15</w:t>
+              <w:t>16</w:t>
             </w:r>
           </w:hyperlink>
         </w:p>
@@ -538,7 +538,7 @@
             </w:tabs>
             <w:rPr/>
           </w:pPr>
-          <w:hyperlink w:anchor="__RefHeading___Toc4880_3176295302">
+          <w:hyperlink w:anchor="__RefHeading___Toc4882_556429768">
             <w:r>
               <w:rPr>
                 <w:webHidden/>
@@ -546,7 +546,7 @@
               </w:rPr>
               <w:t>4.2.1 Figure 3.1: Measurement Pipeline</w:t>
               <w:tab/>
-              <w:t>16</w:t>
+              <w:t>17</w:t>
             </w:r>
           </w:hyperlink>
         </w:p>
@@ -559,7 +559,7 @@
             </w:tabs>
             <w:rPr/>
           </w:pPr>
-          <w:hyperlink w:anchor="__RefHeading___Toc4882_3176295302">
+          <w:hyperlink w:anchor="__RefHeading___Toc4884_556429768">
             <w:r>
               <w:rPr>
                 <w:webHidden/>
@@ -580,7 +580,7 @@
             </w:tabs>
             <w:rPr/>
           </w:pPr>
-          <w:hyperlink w:anchor="__RefHeading___Toc4884_3176295302">
+          <w:hyperlink w:anchor="__RefHeading___Toc4886_556429768">
             <w:r>
               <w:rPr>
                 <w:webHidden/>
@@ -588,7 +588,7 @@
               </w:rPr>
               <w:t>4.4 The oracle</w:t>
               <w:tab/>
-              <w:t>17</w:t>
+              <w:t>18</w:t>
             </w:r>
           </w:hyperlink>
         </w:p>
@@ -601,7 +601,7 @@
             </w:tabs>
             <w:rPr/>
           </w:pPr>
-          <w:hyperlink w:anchor="__RefHeading___Toc4886_3176295302">
+          <w:hyperlink w:anchor="__RefHeading___Toc4888_556429768">
             <w:r>
               <w:rPr>
                 <w:webHidden/>
@@ -609,7 +609,7 @@
               </w:rPr>
               <w:t>4.5 Measurement pitfalls</w:t>
               <w:tab/>
-              <w:t>17</w:t>
+              <w:t>18</w:t>
             </w:r>
           </w:hyperlink>
         </w:p>
@@ -622,7 +622,7 @@
             </w:tabs>
             <w:rPr/>
           </w:pPr>
-          <w:hyperlink w:anchor="__RefHeading___Toc4888_3176295302">
+          <w:hyperlink w:anchor="__RefHeading___Toc4890_556429768">
             <w:r>
               <w:rPr>
                 <w:webHidden/>
@@ -630,7 +630,7 @@
               </w:rPr>
               <w:t>5 Build and Run</w:t>
               <w:tab/>
-              <w:t>18</w:t>
+              <w:t>19</w:t>
             </w:r>
           </w:hyperlink>
         </w:p>
@@ -643,7 +643,7 @@
             </w:tabs>
             <w:rPr/>
           </w:pPr>
-          <w:hyperlink w:anchor="__RefHeading___Toc4890_3176295302">
+          <w:hyperlink w:anchor="__RefHeading___Toc4892_556429768">
             <w:r>
               <w:rPr>
                 <w:webHidden/>
@@ -651,7 +651,7 @@
               </w:rPr>
               <w:t>5.1 Make targets (flows-rapids-beats/Makefile)</w:t>
               <w:tab/>
-              <w:t>18</w:t>
+              <w:t>19</w:t>
             </w:r>
           </w:hyperlink>
         </w:p>
@@ -664,7 +664,7 @@
             </w:tabs>
             <w:rPr/>
           </w:pPr>
-          <w:hyperlink w:anchor="__RefHeading___Toc4892_3176295302">
+          <w:hyperlink w:anchor="__RefHeading___Toc4894_556429768">
             <w:r>
               <w:rPr>
                 <w:webHidden/>
@@ -672,7 +672,7 @@
               </w:rPr>
               <w:t>5.2 The host campaign (flows-rapids-beats/host/)</w:t>
               <w:tab/>
-              <w:t>19</w:t>
+              <w:t>20</w:t>
             </w:r>
           </w:hyperlink>
         </w:p>
@@ -685,7 +685,7 @@
             </w:tabs>
             <w:rPr/>
           </w:pPr>
-          <w:hyperlink w:anchor="__RefHeading___Toc4894_3176295302">
+          <w:hyperlink w:anchor="__RefHeading___Toc4896_556429768">
             <w:r>
               <w:rPr>
                 <w:webHidden/>
@@ -693,7 +693,7 @@
               </w:rPr>
               <w:t>5.3 Typical sequence</w:t>
               <w:tab/>
-              <w:t>20</w:t>
+              <w:t>21</w:t>
             </w:r>
           </w:hyperlink>
         </w:p>
@@ -706,7 +706,7 @@
             </w:tabs>
             <w:rPr/>
           </w:pPr>
-          <w:hyperlink w:anchor="__RefHeading___Toc4896_3176295302">
+          <w:hyperlink w:anchor="__RefHeading___Toc4898_556429768">
             <w:r>
               <w:rPr>
                 <w:webHidden/>
@@ -714,7 +714,7 @@
               </w:rPr>
               <w:t>6 Harness CSR Configuration</w:t>
               <w:tab/>
-              <w:t>21</w:t>
+              <w:t>22</w:t>
             </w:r>
           </w:hyperlink>
         </w:p>
@@ -727,7 +727,7 @@
             </w:tabs>
             <w:rPr/>
           </w:pPr>
-          <w:hyperlink w:anchor="__RefHeading___Toc4898_3176295302">
+          <w:hyperlink w:anchor="__RefHeading___Toc4900_556429768">
             <w:r>
               <w:rPr>
                 <w:webHidden/>
@@ -735,7 +735,7 @@
               </w:rPr>
               <w:t>6.1 Regions and by-name access</w:t>
               <w:tab/>
-              <w:t>21</w:t>
+              <w:t>22</w:t>
             </w:r>
           </w:hyperlink>
         </w:p>
@@ -748,7 +748,7 @@
             </w:tabs>
             <w:rPr/>
           </w:pPr>
-          <w:hyperlink w:anchor="__RefHeading___Toc4900_3176295302">
+          <w:hyperlink w:anchor="__RefHeading___Toc4902_556429768">
             <w:r>
               <w:rPr>
                 <w:webHidden/>
@@ -756,7 +756,7 @@
               </w:rPr>
               <w:t>6.1.1 Waveform 5.1: Atomic Launch</w:t>
               <w:tab/>
-              <w:t>22</w:t>
+              <w:t>23</w:t>
             </w:r>
           </w:hyperlink>
         </w:p>
@@ -769,7 +769,7 @@
             </w:tabs>
             <w:rPr/>
           </w:pPr>
-          <w:hyperlink w:anchor="__RefHeading___Toc4902_3176295302">
+          <w:hyperlink w:anchor="__RefHeading___Toc4904_556429768">
             <w:r>
               <w:rPr>
                 <w:webHidden/>
@@ -777,7 +777,7 @@
               </w:rPr>
               <w:t>6.2 DESC-LOAD region (region 1, byte offsets)</w:t>
               <w:tab/>
-              <w:t>22</w:t>
+              <w:t>23</w:t>
             </w:r>
           </w:hyperlink>
         </w:p>
@@ -790,7 +790,7 @@
             </w:tabs>
             <w:rPr/>
           </w:pPr>
-          <w:hyperlink w:anchor="__RefHeading___Toc4904_3176295302">
+          <w:hyperlink w:anchor="__RefHeading___Toc4906_556429768">
             <w:r>
               <w:rPr>
                 <w:webHidden/>
@@ -798,7 +798,7 @@
               </w:rPr>
               <w:t>6.3 HARNESS CSR — control (region 2)</w:t>
               <w:tab/>
-              <w:t>22</w:t>
+              <w:t>23</w:t>
             </w:r>
           </w:hyperlink>
         </w:p>
@@ -811,7 +811,7 @@
             </w:tabs>
             <w:rPr/>
           </w:pPr>
-          <w:hyperlink w:anchor="__RefHeading___Toc4906_3176295302">
+          <w:hyperlink w:anchor="__RefHeading___Toc4908_556429768">
             <w:r>
               <w:rPr>
                 <w:webHidden/>
@@ -819,7 +819,7 @@
               </w:rPr>
               <w:t>6.4 Atomic-launch staging (region 2)</w:t>
               <w:tab/>
-              <w:t>24</w:t>
+              <w:t>25</w:t>
             </w:r>
           </w:hyperlink>
         </w:p>
@@ -832,7 +832,7 @@
             </w:tabs>
             <w:rPr/>
           </w:pPr>
-          <w:hyperlink w:anchor="__RefHeading___Toc4908_3176295302">
+          <w:hyperlink w:anchor="__RefHeading___Toc4910_556429768">
             <w:r>
               <w:rPr>
                 <w:webHidden/>
@@ -840,7 +840,7 @@
               </w:rPr>
               <w:t>6.5 HARNESS CSR — status and observability</w:t>
               <w:tab/>
-              <w:t>25</w:t>
+              <w:t>26</w:t>
             </w:r>
           </w:hyperlink>
         </w:p>
@@ -853,7 +853,7 @@
             </w:tabs>
             <w:rPr/>
           </w:pPr>
-          <w:hyperlink w:anchor="__RefHeading___Toc4910_3176295302">
+          <w:hyperlink w:anchor="__RefHeading___Toc4912_556429768">
             <w:r>
               <w:rPr>
                 <w:webHidden/>
@@ -861,7 +861,7 @@
               </w:rPr>
               <w:t>7 Simulation vs Silicon</w:t>
               <w:tab/>
-              <w:t>27</w:t>
+              <w:t>28</w:t>
             </w:r>
           </w:hyperlink>
         </w:p>
@@ -874,7 +874,7 @@
             </w:tabs>
             <w:rPr/>
           </w:pPr>
-          <w:hyperlink w:anchor="__RefHeading___Toc4912_3176295302">
+          <w:hyperlink w:anchor="__RefHeading___Toc4914_556429768">
             <w:r>
               <w:rPr>
                 <w:webHidden/>
@@ -882,7 +882,7 @@
               </w:rPr>
               <w:t>7.1 The two paths</w:t>
               <w:tab/>
-              <w:t>27</w:t>
+              <w:t>28</w:t>
             </w:r>
           </w:hyperlink>
         </w:p>
@@ -895,7 +895,7 @@
             </w:tabs>
             <w:rPr/>
           </w:pPr>
-          <w:hyperlink w:anchor="__RefHeading___Toc4914_3176295302">
+          <w:hyperlink w:anchor="__RefHeading___Toc4916_556429768">
             <w:r>
               <w:rPr>
                 <w:webHidden/>
@@ -903,7 +903,7 @@
               </w:rPr>
               <w:t>7.2 The cocotb testbench</w:t>
               <w:tab/>
-              <w:t>27</w:t>
+              <w:t>28</w:t>
             </w:r>
           </w:hyperlink>
         </w:p>
@@ -916,7 +916,7 @@
             </w:tabs>
             <w:rPr/>
           </w:pPr>
-          <w:hyperlink w:anchor="__RefHeading___Toc4916_3176295302">
+          <w:hyperlink w:anchor="__RefHeading___Toc4918_556429768">
             <w:r>
               <w:rPr>
                 <w:webHidden/>
@@ -924,7 +924,7 @@
               </w:rPr>
               <w:t>7.3 Why no UART-in-sim here</w:t>
               <w:tab/>
-              <w:t>28</w:t>
+              <w:t>29</w:t>
             </w:r>
           </w:hyperlink>
         </w:p>
@@ -937,7 +937,7 @@
             </w:tabs>
             <w:rPr/>
           </w:pPr>
-          <w:hyperlink w:anchor="__RefHeading___Toc4918_3176295302">
+          <w:hyperlink w:anchor="__RefHeading___Toc4920_556429768">
             <w:r>
               <w:rPr>
                 <w:webHidden/>
@@ -945,7 +945,7 @@
               </w:rPr>
               <w:t>8 Troubleshooting</w:t>
               <w:tab/>
-              <w:t>29</w:t>
+              <w:t>30</w:t>
             </w:r>
           </w:hyperlink>
         </w:p>
@@ -958,7 +958,7 @@
             </w:tabs>
             <w:rPr/>
           </w:pPr>
-          <w:hyperlink w:anchor="__RefHeading___Toc4920_3176295302">
+          <w:hyperlink w:anchor="__RefHeading___Toc4922_556429768">
             <w:r>
               <w:rPr>
                 <w:webHidden/>
@@ -966,7 +966,7 @@
               </w:rPr>
               <w:t>8.1 Current state</w:t>
               <w:tab/>
-              <w:t>29</w:t>
+              <w:t>30</w:t>
             </w:r>
           </w:hyperlink>
         </w:p>
@@ -979,7 +979,7 @@
             </w:tabs>
             <w:rPr/>
           </w:pPr>
-          <w:hyperlink w:anchor="__RefHeading___Toc4922_3176295302">
+          <w:hyperlink w:anchor="__RefHeading___Toc4924_556429768">
             <w:r>
               <w:rPr>
                 <w:webHidden/>
@@ -987,7 +987,7 @@
               </w:rPr>
               <w:t>8.2 Known gotchas</w:t>
               <w:tab/>
-              <w:t>29</w:t>
+              <w:t>30</w:t>
             </w:r>
           </w:hyperlink>
         </w:p>
@@ -1000,7 +1000,7 @@
             </w:tabs>
             <w:rPr/>
           </w:pPr>
-          <w:hyperlink w:anchor="__RefHeading___Toc4924_3176295302">
+          <w:hyperlink w:anchor="__RefHeading___Toc4926_556429768">
             <w:r>
               <w:rPr>
                 <w:webHidden/>
@@ -1008,7 +1008,7 @@
               </w:rPr>
               <w:t>8.3 Cannot find the board</w:t>
               <w:tab/>
-              <w:t>29</w:t>
+              <w:t>30</w:t>
             </w:r>
           </w:hyperlink>
         </w:p>
@@ -1021,7 +1021,7 @@
             </w:tabs>
             <w:rPr/>
           </w:pPr>
-          <w:hyperlink w:anchor="__RefHeading___Toc4926_3176295302">
+          <w:hyperlink w:anchor="__RefHeading___Toc4928_556429768">
             <w:r>
               <w:rPr>
                 <w:webHidden/>
@@ -1029,7 +1029,7 @@
               </w:rPr>
               <w:t>8.4 Board-fit vs sim geometry</w:t>
               <w:tab/>
-              <w:t>30</w:t>
+              <w:t>31</w:t>
             </w:r>
           </w:hyperlink>
         </w:p>
@@ -1042,7 +1042,7 @@
             </w:tabs>
             <w:rPr/>
           </w:pPr>
-          <w:hyperlink w:anchor="__RefHeading___Toc4928_3176295302">
+          <w:hyperlink w:anchor="__RefHeading___Toc4930_556429768">
             <w:r>
               <w:rPr>
                 <w:webHidden/>
@@ -1050,7 +1050,7 @@
               </w:rPr>
               <w:t>8.5 Three different “0x1000”s</w:t>
               <w:tab/>
-              <w:t>30</w:t>
+              <w:t>31</w:t>
             </w:r>
           </w:hyperlink>
         </w:p>
@@ -1063,7 +1063,7 @@
             </w:tabs>
             <w:rPr/>
           </w:pPr>
-          <w:hyperlink w:anchor="__RefHeading___Toc4930_3176295302">
+          <w:hyperlink w:anchor="__RefHeading___Toc4932_556429768">
             <w:r>
               <w:rPr>
                 <w:webHidden/>
@@ -1071,7 +1071,7 @@
               </w:rPr>
               <w:t>8.6 Vivado-only package collisions</w:t>
               <w:tab/>
-              <w:t>30</w:t>
+              <w:t>31</w:t>
             </w:r>
           </w:hyperlink>
           <w:r>
@@ -1215,7 +1215,7 @@
           <w:rPr>
             <w:rStyle w:val="ListLabel1"/>
           </w:rPr>
-          <w:t>16</w:t>
+          <w:t>17</w:t>
         </w:r>
         <w:r>
           <w:rPr>
@@ -1699,7 +1699,7 @@
           <w:rPr>
             <w:rStyle w:val="ListLabel1"/>
           </w:rPr>
-          <w:t>15</w:t>
+          <w:t>16</w:t>
         </w:r>
         <w:r>
           <w:rPr>
@@ -1813,7 +1813,7 @@
           <w:rPr>
             <w:rStyle w:val="ListLabel1"/>
           </w:rPr>
-          <w:t>18</w:t>
+          <w:t>19</w:t>
         </w:r>
         <w:r>
           <w:rPr>
@@ -1870,7 +1870,7 @@
           <w:rPr>
             <w:rStyle w:val="ListLabel1"/>
           </w:rPr>
-          <w:t>21</w:t>
+          <w:t>22</w:t>
         </w:r>
         <w:r>
           <w:rPr>
@@ -1927,7 +1927,7 @@
           <w:rPr>
             <w:rStyle w:val="ListLabel1"/>
           </w:rPr>
-          <w:t>22</w:t>
+          <w:t>23</w:t>
         </w:r>
         <w:r>
           <w:rPr>
@@ -1984,7 +1984,7 @@
           <w:rPr>
             <w:rStyle w:val="ListLabel1"/>
           </w:rPr>
-          <w:t>22</w:t>
+          <w:t>23</w:t>
         </w:r>
         <w:r>
           <w:rPr>
@@ -2041,7 +2041,7 @@
           <w:rPr>
             <w:rStyle w:val="ListLabel1"/>
           </w:rPr>
-          <w:t>24</w:t>
+          <w:t>25</w:t>
         </w:r>
         <w:r>
           <w:rPr>
@@ -2098,7 +2098,7 @@
           <w:rPr>
             <w:rStyle w:val="ListLabel1"/>
           </w:rPr>
-          <w:t>25</w:t>
+          <w:t>26</w:t>
         </w:r>
         <w:r>
           <w:rPr>
@@ -2155,7 +2155,7 @@
           <w:rPr>
             <w:rStyle w:val="ListLabel1"/>
           </w:rPr>
-          <w:t>27</w:t>
+          <w:t>28</w:t>
         </w:r>
         <w:r>
           <w:rPr>
@@ -2212,7 +2212,7 @@
           <w:rPr>
             <w:rStyle w:val="ListLabel1"/>
           </w:rPr>
-          <w:t>29</w:t>
+          <w:t>30</w:t>
         </w:r>
         <w:r>
           <w:rPr>
@@ -2297,7 +2297,7 @@
           <w:rPr>
             <w:rStyle w:val="ListLabel1"/>
           </w:rPr>
-          <w:t>22</w:t>
+          <w:t>23</w:t>
         </w:r>
         <w:r>
           <w:rPr>
@@ -2415,7 +2415,7 @@
         <w:spacing w:before="360" w:after="120"/>
         <w:rPr/>
       </w:pPr>
-      <w:bookmarkStart w:id="0" w:name="__RefHeading___Toc4844_3176295302"/>
+      <w:bookmarkStart w:id="0" w:name="__RefHeading___Toc4846_556429768"/>
       <w:bookmarkEnd w:id="0"/>
       <w:r>
         <w:rPr>
@@ -2466,7 +2466,7 @@
           <w:rStyle w:val="VerbatimChar"/>
           <w:sz w:val="20"/>
         </w:rPr>
-        <w:t>projects/fpga-systems/Genesys2/rapids_beats</w:t>
+        <w:t>projects/fpga-systems/Genesys2/dma-ip/rapids_beats</w:t>
       </w:r>
       <w:r>
         <w:rPr>
@@ -2597,7 +2597,7 @@
         <w:spacing w:before="280" w:after="80"/>
         <w:rPr/>
       </w:pPr>
-      <w:bookmarkStart w:id="1" w:name="__RefHeading___Toc4846_3176295302"/>
+      <w:bookmarkStart w:id="1" w:name="__RefHeading___Toc4848_556429768"/>
       <w:bookmarkStart w:id="2" w:name="references"/>
       <w:bookmarkEnd w:id="1"/>
       <w:r>
@@ -3240,7 +3240,7 @@
         <w:spacing w:before="280" w:after="80"/>
         <w:rPr/>
       </w:pPr>
-      <w:bookmarkStart w:id="5" w:name="__RefHeading___Toc4848_3176295302"/>
+      <w:bookmarkStart w:id="5" w:name="__RefHeading___Toc4850_556429768"/>
       <w:bookmarkStart w:id="6" w:name="terminology"/>
       <w:bookmarkEnd w:id="5"/>
       <w:r>
@@ -3529,7 +3529,7 @@
         <w:spacing w:before="280" w:after="80"/>
         <w:rPr/>
       </w:pPr>
-      <w:bookmarkStart w:id="8" w:name="__RefHeading___Toc4850_3176295302"/>
+      <w:bookmarkStart w:id="8" w:name="__RefHeading___Toc4852_556429768"/>
       <w:bookmarkEnd w:id="8"/>
       <w:r>
         <w:rPr>
@@ -3806,7 +3806,7 @@
       <w:r>
         <w:br w:type="page"/>
       </w:r>
-      <w:bookmarkStart w:id="12" w:name="__RefHeading___Toc4852_3176295302"/>
+      <w:bookmarkStart w:id="12" w:name="__RefHeading___Toc4854_556429768"/>
       <w:bookmarkEnd w:id="12"/>
       <w:r>
         <w:rPr>
@@ -3836,7 +3836,7 @@
         <w:spacing w:before="280" w:after="80"/>
         <w:rPr/>
       </w:pPr>
-      <w:bookmarkStart w:id="13" w:name="__RefHeading___Toc4854_3176295302"/>
+      <w:bookmarkStart w:id="13" w:name="__RefHeading___Toc4856_556429768"/>
       <w:bookmarkStart w:id="14" w:name="what-it-characterizes"/>
       <w:bookmarkEnd w:id="13"/>
       <w:r>
@@ -3984,7 +3984,7 @@
         <w:spacing w:before="280" w:after="80"/>
         <w:rPr/>
       </w:pPr>
-      <w:bookmarkStart w:id="15" w:name="__RefHeading___Toc4856_3176295302"/>
+      <w:bookmarkStart w:id="15" w:name="__RefHeading___Toc4858_556429768"/>
       <w:bookmarkEnd w:id="15"/>
       <w:r>
         <w:rPr>
@@ -4530,7 +4530,7 @@
         <w:spacing w:before="280" w:after="80"/>
         <w:rPr/>
       </w:pPr>
-      <w:bookmarkStart w:id="18" w:name="__RefHeading___Toc4858_3176295302"/>
+      <w:bookmarkStart w:id="18" w:name="__RefHeading___Toc4860_556429768"/>
       <w:bookmarkEnd w:id="18"/>
       <w:r>
         <w:rPr>
@@ -5059,7 +5059,7 @@
         <w:spacing w:before="280" w:after="80"/>
         <w:rPr/>
       </w:pPr>
-      <w:bookmarkStart w:id="20" w:name="__RefHeading___Toc4860_3176295302"/>
+      <w:bookmarkStart w:id="20" w:name="__RefHeading___Toc4862_556429768"/>
       <w:bookmarkEnd w:id="20"/>
       <w:r>
         <w:rPr>
@@ -5206,7 +5206,7 @@
         <w:spacing w:before="360" w:after="120"/>
         <w:rPr/>
       </w:pPr>
-      <w:bookmarkStart w:id="21" w:name="__RefHeading___Toc4862_3176295302"/>
+      <w:bookmarkStart w:id="21" w:name="__RefHeading___Toc4864_556429768"/>
       <w:bookmarkStart w:id="22" w:name="how-it-works"/>
       <w:bookmarkEnd w:id="21"/>
       <w:r>
@@ -5237,7 +5237,7 @@
         <w:spacing w:before="280" w:after="80"/>
         <w:rPr/>
       </w:pPr>
-      <w:bookmarkStart w:id="23" w:name="__RefHeading___Toc4864_3176295302"/>
+      <w:bookmarkStart w:id="23" w:name="__RefHeading___Toc4866_556429768"/>
       <w:bookmarkStart w:id="24" w:name="the-spine-and-region-decode"/>
       <w:bookmarkEnd w:id="23"/>
       <w:r>
@@ -5290,7 +5290,7 @@
         <w:spacing w:before="200" w:after="80"/>
         <w:rPr/>
       </w:pPr>
-      <w:bookmarkStart w:id="25" w:name="__RefHeading___Toc4866_3176295302"/>
+      <w:bookmarkStart w:id="25" w:name="__RefHeading___Toc4868_556429768"/>
       <w:bookmarkStart w:id="26" w:name="X88c953fd2d3cf5c1605b38e654c32adedef9ddc"/>
       <w:bookmarkStart w:id="27" w:name="_Fig_1_RAPIDS_Characterizat"/>
       <w:bookmarkEnd w:id="25"/>
@@ -5323,7 +5323,7 @@
         <w:rPr/>
         <w:drawing>
           <wp:inline distT="0" distB="0" distL="0" distR="0">
-            <wp:extent cx="5334000" cy="1272540"/>
+            <wp:extent cx="5334000" cy="3837305"/>
             <wp:effectExtent l="0" t="0" r="0" b="0"/>
             <wp:docPr id="10" name="Picture" descr="RAPIDS characterization harness spine"/>
             <wp:cNvGraphicFramePr>
@@ -5347,7 +5347,7 @@
                   <pic:spPr bwMode="auto">
                     <a:xfrm>
                       <a:off x="0" y="0"/>
-                      <a:ext cx="5334000" cy="1272540"/>
+                      <a:ext cx="5334000" cy="3837305"/>
                     </a:xfrm>
                     <a:prstGeom prst="rect">
                       <a:avLst/>
@@ -5394,7 +5394,7 @@
           <w:rPr>
             <w:rStyle w:val="Hyperlink"/>
           </w:rPr>
-          <w:t>01_harness_spine.mmd</w:t>
+          <w:t>01_harness_spine.dot</w:t>
         </w:r>
       </w:hyperlink>
     </w:p>
@@ -6060,7 +6060,7 @@
         <w:spacing w:before="280" w:after="80"/>
         <w:rPr/>
       </w:pPr>
-      <w:bookmarkStart w:id="29" w:name="__RefHeading___Toc4868_3176295302"/>
+      <w:bookmarkStart w:id="29" w:name="__RefHeading___Toc4870_556429768"/>
       <w:bookmarkEnd w:id="29"/>
       <w:r>
         <w:rPr>
@@ -6249,7 +6249,7 @@
                 <w:szCs w:val="24"/>
                 <w:lang w:val="en-US" w:eastAsia="en-US" w:bidi="ar-SA"/>
               </w:rPr>
-              <w:t xml:space="preserve">FPGA board top. Owns the host front-end: </w:t>
+              <w:t xml:space="preserve">FPGA pin-level top: pins to harness ports, LEDs and 7-seg. It no longer owns the host front-end: that moved into </w:t>
             </w:r>
             <w:r>
               <w:rPr>
@@ -6259,57 +6259,17 @@
                 <w:szCs w:val="24"/>
                 <w:lang w:val="en-US" w:eastAsia="en-US" w:bidi="ar-SA"/>
               </w:rPr>
-              <w:t>uart_axil_bridge</w:t>
-            </w:r>
-            <w:r>
-              <w:rPr>
-                <w:rFonts w:eastAsia="Cambria" w:cs=""/>
-                <w:kern w:val="0"/>
-                <w:sz w:val="24"/>
-                <w:szCs w:val="24"/>
-                <w:lang w:val="en-US" w:eastAsia="en-US" w:bidi="ar-SA"/>
-              </w:rPr>
-              <w:t xml:space="preserve">, the region decode/router, </w:t>
-            </w:r>
-            <w:r>
-              <w:rPr>
-                <w:rStyle w:val="VerbatimChar"/>
-                <w:rFonts w:eastAsia="Cambria" w:cs=""/>
-                <w:kern w:val="0"/>
-                <w:szCs w:val="24"/>
-                <w:lang w:val="en-US" w:eastAsia="en-US" w:bidi="ar-SA"/>
-              </w:rPr>
-              <w:t>apb4_master</w:t>
-            </w:r>
-            <w:r>
-              <w:rPr>
-                <w:rFonts w:eastAsia="Cambria" w:cs=""/>
-                <w:kern w:val="0"/>
-                <w:sz w:val="24"/>
-                <w:szCs w:val="24"/>
-                <w:lang w:val="en-US" w:eastAsia="en-US" w:bidi="ar-SA"/>
-              </w:rPr>
-              <w:t xml:space="preserve">, the DESC-LOAD path, the harness CSR register file, the atomic-launch kick sequencer, LEDs and 7-seg. All CSR/DESC offsets are </w:t>
-            </w:r>
-            <w:r>
-              <w:rPr>
-                <w:rStyle w:val="VerbatimChar"/>
-                <w:rFonts w:eastAsia="Cambria" w:cs=""/>
-                <w:kern w:val="0"/>
-                <w:szCs w:val="24"/>
-                <w:lang w:val="en-US" w:eastAsia="en-US" w:bidi="ar-SA"/>
-              </w:rPr>
-              <w:t>localparam</w:t>
-            </w:r>
-            <w:r>
-              <w:rPr>
-                <w:rFonts w:eastAsia="Cambria" w:cs=""/>
-                <w:kern w:val="0"/>
-                <w:sz w:val="24"/>
-                <w:szCs w:val="24"/>
-                <w:lang w:val="en-US" w:eastAsia="en-US" w:bidi="ar-SA"/>
-              </w:rPr>
-              <w:t>s here (the single source of truth for the host regmaps).</w:t>
+              <w:t>rapids_char_harness</w:t>
+            </w:r>
+            <w:r>
+              <w:rPr>
+                <w:rFonts w:eastAsia="Cambria" w:cs=""/>
+                <w:kern w:val="0"/>
+                <w:sz w:val="24"/>
+                <w:szCs w:val="24"/>
+                <w:lang w:val="en-US" w:eastAsia="en-US" w:bidi="ar-SA"/>
+              </w:rPr>
+              <w:t xml:space="preserve"> on 2026-09-23, so the harness simulation drives the board’s own launch path.</w:t>
             </w:r>
           </w:p>
         </w:tc>
@@ -6374,7 +6334,7 @@
                 <w:szCs w:val="24"/>
                 <w:lang w:val="en-US" w:eastAsia="en-US" w:bidi="ar-SA"/>
               </w:rPr>
-              <w:t xml:space="preserve">Synthesizable harness: instantiates the DUT </w:t>
+              <w:t>Synthesizable harness: the host front-end (</w:t>
             </w:r>
             <w:r>
               <w:rPr>
@@ -6384,6 +6344,66 @@
                 <w:szCs w:val="24"/>
                 <w:lang w:val="en-US" w:eastAsia="en-US" w:bidi="ar-SA"/>
               </w:rPr>
+              <w:t>uart_axil_bridge</w:t>
+            </w:r>
+            <w:r>
+              <w:rPr>
+                <w:rFonts w:eastAsia="Cambria" w:cs=""/>
+                <w:kern w:val="0"/>
+                <w:sz w:val="24"/>
+                <w:szCs w:val="24"/>
+                <w:lang w:val="en-US" w:eastAsia="en-US" w:bidi="ar-SA"/>
+              </w:rPr>
+              <w:t xml:space="preserve">, the region decode, </w:t>
+            </w:r>
+            <w:r>
+              <w:rPr>
+                <w:rStyle w:val="VerbatimChar"/>
+                <w:rFonts w:eastAsia="Cambria" w:cs=""/>
+                <w:kern w:val="0"/>
+                <w:szCs w:val="24"/>
+                <w:lang w:val="en-US" w:eastAsia="en-US" w:bidi="ar-SA"/>
+              </w:rPr>
+              <w:t>apb4_master</w:t>
+            </w:r>
+            <w:r>
+              <w:rPr>
+                <w:rFonts w:eastAsia="Cambria" w:cs=""/>
+                <w:kern w:val="0"/>
+                <w:sz w:val="24"/>
+                <w:szCs w:val="24"/>
+                <w:lang w:val="en-US" w:eastAsia="en-US" w:bidi="ar-SA"/>
+              </w:rPr>
+              <w:t xml:space="preserve">, the DESC-LOAD path, the harness CSR register file and the atomic-launch kick sequencer; all CSR/DESC offsets are </w:t>
+            </w:r>
+            <w:r>
+              <w:rPr>
+                <w:rStyle w:val="VerbatimChar"/>
+                <w:rFonts w:eastAsia="Cambria" w:cs=""/>
+                <w:kern w:val="0"/>
+                <w:szCs w:val="24"/>
+                <w:lang w:val="en-US" w:eastAsia="en-US" w:bidi="ar-SA"/>
+              </w:rPr>
+              <w:t>localparam</w:t>
+            </w:r>
+            <w:r>
+              <w:rPr>
+                <w:rFonts w:eastAsia="Cambria" w:cs=""/>
+                <w:kern w:val="0"/>
+                <w:sz w:val="24"/>
+                <w:szCs w:val="24"/>
+                <w:lang w:val="en-US" w:eastAsia="en-US" w:bidi="ar-SA"/>
+              </w:rPr>
+              <w:t xml:space="preserve">s here, the single source of truth for the host regmaps), the DUT </w:t>
+            </w:r>
+            <w:r>
+              <w:rPr>
+                <w:rStyle w:val="VerbatimChar"/>
+                <w:rFonts w:eastAsia="Cambria" w:cs=""/>
+                <w:kern w:val="0"/>
+                <w:szCs w:val="24"/>
+                <w:lang w:val="en-US" w:eastAsia="en-US" w:bidi="ar-SA"/>
+              </w:rPr>
               <w:t>rapids_beats_top</w:t>
             </w:r>
             <w:r>
@@ -6394,7 +6414,7 @@
                 <w:szCs w:val="24"/>
                 <w:lang w:val="en-US" w:eastAsia="en-US" w:bidi="ar-SA"/>
               </w:rPr>
-              <w:t xml:space="preserve"> plus the on-chip stimulus / checkers / memories. </w:t>
+              <w:t xml:space="preserve">, and the on-chip stimulus / checkers / memories. </w:t>
             </w:r>
             <w:r>
               <w:rPr>
@@ -6508,7 +6528,7 @@
         <w:spacing w:before="280" w:after="80"/>
         <w:rPr/>
       </w:pPr>
-      <w:bookmarkStart w:id="32" w:name="__RefHeading___Toc4870_3176295302"/>
+      <w:bookmarkStart w:id="32" w:name="__RefHeading___Toc4872_556429768"/>
       <w:bookmarkEnd w:id="32"/>
       <w:r>
         <w:rPr>
@@ -6989,7 +7009,7 @@
                 <w:szCs w:val="24"/>
                 <w:lang w:val="en-US" w:eastAsia="en-US" w:bidi="ar-SA"/>
               </w:rPr>
-              <w:t>axis4_master_pattern_gen</w:t>
+              <w:t>axis4_master_injector</w:t>
             </w:r>
           </w:p>
         </w:tc>
@@ -7159,7 +7179,7 @@
                 <w:szCs w:val="24"/>
                 <w:lang w:val="en-US" w:eastAsia="en-US" w:bidi="ar-SA"/>
               </w:rPr>
-              <w:t>axi4_slave_rd_pattern_gen</w:t>
+              <w:t>axi4_slave_rd_injector</w:t>
             </w:r>
           </w:p>
         </w:tc>
@@ -7510,7 +7530,7 @@
         <w:spacing w:before="280" w:after="80"/>
         <w:rPr/>
       </w:pPr>
-      <w:bookmarkStart w:id="34" w:name="__RefHeading___Toc4872_3176295302"/>
+      <w:bookmarkStart w:id="34" w:name="__RefHeading___Toc4874_556429768"/>
       <w:bookmarkEnd w:id="34"/>
       <w:r>
         <w:rPr>
@@ -7645,7 +7665,7 @@
         <w:spacing w:before="360" w:after="120"/>
         <w:rPr/>
       </w:pPr>
-      <w:bookmarkStart w:id="35" w:name="__RefHeading___Toc4874_3176295302"/>
+      <w:bookmarkStart w:id="35" w:name="__RefHeading___Toc4876_556429768"/>
       <w:bookmarkStart w:id="36" w:name="test-methodology"/>
       <w:bookmarkEnd w:id="35"/>
       <w:r>
@@ -7688,7 +7708,7 @@
         <w:spacing w:before="280" w:after="80"/>
         <w:rPr/>
       </w:pPr>
-      <w:bookmarkStart w:id="37" w:name="__RefHeading___Toc4876_3176295302"/>
+      <w:bookmarkStart w:id="37" w:name="__RefHeading___Toc4878_556429768"/>
       <w:bookmarkStart w:id="38" w:name="what-is-under-test"/>
       <w:bookmarkEnd w:id="37"/>
       <w:r>
@@ -7758,7 +7778,7 @@
         <w:spacing w:before="280" w:after="80"/>
         <w:rPr/>
       </w:pPr>
-      <w:bookmarkStart w:id="39" w:name="__RefHeading___Toc4878_3176295302"/>
+      <w:bookmarkStart w:id="39" w:name="__RefHeading___Toc4880_556429768"/>
       <w:bookmarkStart w:id="40" w:name="what-is-measured-and-how"/>
       <w:bookmarkEnd w:id="39"/>
       <w:r>
@@ -8660,7 +8680,7 @@
         <w:spacing w:before="200" w:after="80"/>
         <w:rPr/>
       </w:pPr>
-      <w:bookmarkStart w:id="42" w:name="__RefHeading___Toc4880_3176295302"/>
+      <w:bookmarkStart w:id="42" w:name="__RefHeading___Toc4882_556429768"/>
       <w:bookmarkStart w:id="43" w:name="figure-3.1-measurement-pipeline"/>
       <w:bookmarkStart w:id="44" w:name="_Fig_2_Measurement_Pipeline"/>
       <w:bookmarkEnd w:id="42"/>
@@ -8693,7 +8713,7 @@
         <w:rPr/>
         <w:drawing>
           <wp:inline distT="0" distB="0" distL="0" distR="0">
-            <wp:extent cx="3977640" cy="7403465"/>
+            <wp:extent cx="5334000" cy="5161280"/>
             <wp:effectExtent l="0" t="0" r="0" b="0"/>
             <wp:docPr id="11" name="Image2" descr="Measurement pipeline"/>
             <wp:cNvGraphicFramePr>
@@ -8717,7 +8737,7 @@
                   <pic:spPr bwMode="auto">
                     <a:xfrm>
                       <a:off x="0" y="0"/>
-                      <a:ext cx="3977640" cy="7403465"/>
+                      <a:ext cx="5334000" cy="5161280"/>
                     </a:xfrm>
                     <a:prstGeom prst="rect">
                       <a:avLst/>
@@ -8764,7 +8784,7 @@
           <w:rPr>
             <w:rStyle w:val="Hyperlink"/>
           </w:rPr>
-          <w:t>02_measurement_pipeline.mmd</w:t>
+          <w:t>02_measurement_pipeline.dot</w:t>
         </w:r>
       </w:hyperlink>
       <w:bookmarkEnd w:id="40"/>
@@ -8779,7 +8799,7 @@
         <w:spacing w:before="280" w:after="80"/>
         <w:rPr/>
       </w:pPr>
-      <w:bookmarkStart w:id="45" w:name="__RefHeading___Toc4882_3176295302"/>
+      <w:bookmarkStart w:id="45" w:name="__RefHeading___Toc4884_556429768"/>
       <w:bookmarkEnd w:id="45"/>
       <w:r>
         <w:rPr>
@@ -9220,7 +9240,7 @@
         <w:spacing w:before="280" w:after="80"/>
         <w:rPr/>
       </w:pPr>
-      <w:bookmarkStart w:id="48" w:name="__RefHeading___Toc4884_3176295302"/>
+      <w:bookmarkStart w:id="48" w:name="__RefHeading___Toc4886_556429768"/>
       <w:bookmarkEnd w:id="48"/>
       <w:r>
         <w:rPr>
@@ -9341,7 +9361,7 @@
         <w:spacing w:before="280" w:after="80"/>
         <w:rPr/>
       </w:pPr>
-      <w:bookmarkStart w:id="49" w:name="__RefHeading___Toc4886_3176295302"/>
+      <w:bookmarkStart w:id="49" w:name="__RefHeading___Toc4888_556429768"/>
       <w:bookmarkStart w:id="50" w:name="measurement-pitfalls"/>
       <w:bookmarkEnd w:id="49"/>
       <w:r>
@@ -9481,7 +9501,7 @@
         <w:spacing w:before="360" w:after="120"/>
         <w:rPr/>
       </w:pPr>
-      <w:bookmarkStart w:id="51" w:name="__RefHeading___Toc4888_3176295302"/>
+      <w:bookmarkStart w:id="51" w:name="__RefHeading___Toc4890_556429768"/>
       <w:bookmarkStart w:id="52" w:name="build-and-run"/>
       <w:bookmarkEnd w:id="51"/>
       <w:r>
@@ -9583,7 +9603,7 @@
         <w:rPr>
           <w:rStyle w:val="NormalTok"/>
         </w:rPr>
-        <w:t xml:space="preserve"> projects/fpga-systems/Genesys2/rapids_beats/flows-rapids-beats</w:t>
+        <w:t xml:space="preserve"> projects/fpga-systems/Genesys2/dma-ip/rapids_beats/flows-rapids-beats</w:t>
       </w:r>
     </w:p>
     <w:p>
@@ -9595,7 +9615,7 @@
         <w:spacing w:before="280" w:after="80"/>
         <w:rPr/>
       </w:pPr>
-      <w:bookmarkStart w:id="53" w:name="__RefHeading___Toc4890_3176295302"/>
+      <w:bookmarkStart w:id="53" w:name="__RefHeading___Toc4892_556429768"/>
       <w:bookmarkStart w:id="54" w:name="make-targets-flows-rapids-beatsmakefile"/>
       <w:bookmarkEnd w:id="53"/>
       <w:r>
@@ -10998,7 +11018,7 @@
         <w:spacing w:before="280" w:after="80"/>
         <w:rPr/>
       </w:pPr>
-      <w:bookmarkStart w:id="56" w:name="__RefHeading___Toc4892_3176295302"/>
+      <w:bookmarkStart w:id="56" w:name="__RefHeading___Toc4894_556429768"/>
       <w:bookmarkStart w:id="57" w:name="the-host-campaign-flows-rapids-beatshost"/>
       <w:bookmarkEnd w:id="56"/>
       <w:r>
@@ -11692,7 +11712,7 @@
         <w:spacing w:before="280" w:after="80"/>
         <w:rPr/>
       </w:pPr>
-      <w:bookmarkStart w:id="58" w:name="__RefHeading___Toc4894_3176295302"/>
+      <w:bookmarkStart w:id="58" w:name="__RefHeading___Toc4896_556429768"/>
       <w:bookmarkStart w:id="59" w:name="typical-sequence"/>
       <w:bookmarkEnd w:id="58"/>
       <w:r>
@@ -11832,7 +11852,7 @@
         <w:spacing w:before="360" w:after="120"/>
         <w:rPr/>
       </w:pPr>
-      <w:bookmarkStart w:id="60" w:name="__RefHeading___Toc4896_3176295302"/>
+      <w:bookmarkStart w:id="60" w:name="__RefHeading___Toc4898_556429768"/>
       <w:bookmarkStart w:id="61" w:name="harness-csr-configuration"/>
       <w:bookmarkEnd w:id="60"/>
       <w:r>
@@ -11863,7 +11883,7 @@
         <w:spacing w:before="280" w:after="80"/>
         <w:rPr/>
       </w:pPr>
-      <w:bookmarkStart w:id="62" w:name="__RefHeading___Toc4898_3176295302"/>
+      <w:bookmarkStart w:id="62" w:name="__RefHeading___Toc4900_556429768"/>
       <w:bookmarkStart w:id="63" w:name="regions-and-by-name-access"/>
       <w:bookmarkEnd w:id="62"/>
       <w:r>
@@ -12738,7 +12758,7 @@
         <w:spacing w:before="200" w:after="80"/>
         <w:rPr/>
       </w:pPr>
-      <w:bookmarkStart w:id="65" w:name="__RefHeading___Toc4900_3176295302"/>
+      <w:bookmarkStart w:id="65" w:name="__RefHeading___Toc4902_556429768"/>
       <w:bookmarkStart w:id="66" w:name="waveform-5.1-atomic-launch"/>
       <w:bookmarkStart w:id="67" w:name="_Wave_5_1_Atomic_Launch"/>
       <w:bookmarkEnd w:id="65"/>
@@ -12857,7 +12877,7 @@
         <w:spacing w:before="280" w:after="80"/>
         <w:rPr/>
       </w:pPr>
-      <w:bookmarkStart w:id="68" w:name="__RefHeading___Toc4902_3176295302"/>
+      <w:bookmarkStart w:id="68" w:name="__RefHeading___Toc4904_556429768"/>
       <w:bookmarkEnd w:id="68"/>
       <w:r>
         <w:rPr>
@@ -13902,7 +13922,7 @@
         <w:spacing w:before="280" w:after="80"/>
         <w:rPr/>
       </w:pPr>
-      <w:bookmarkStart w:id="71" w:name="__RefHeading___Toc4904_3176295302"/>
+      <w:bookmarkStart w:id="71" w:name="__RefHeading___Toc4906_556429768"/>
       <w:bookmarkEnd w:id="71"/>
       <w:r>
         <w:rPr>
@@ -17651,7 +17671,7 @@
         <w:spacing w:before="280" w:after="80"/>
         <w:rPr/>
       </w:pPr>
-      <w:bookmarkStart w:id="73" w:name="__RefHeading___Toc4906_3176295302"/>
+      <w:bookmarkStart w:id="73" w:name="__RefHeading___Toc4908_556429768"/>
       <w:bookmarkEnd w:id="73"/>
       <w:r>
         <w:rPr>
@@ -18907,7 +18927,7 @@
         <w:spacing w:before="280" w:after="80"/>
         <w:rPr/>
       </w:pPr>
-      <w:bookmarkStart w:id="75" w:name="__RefHeading___Toc4908_3176295302"/>
+      <w:bookmarkStart w:id="75" w:name="__RefHeading___Toc4910_556429768"/>
       <w:bookmarkEnd w:id="75"/>
       <w:r>
         <w:rPr>
@@ -21456,7 +21476,7 @@
         <w:spacing w:before="360" w:after="120"/>
         <w:rPr/>
       </w:pPr>
-      <w:bookmarkStart w:id="77" w:name="__RefHeading___Toc4910_3176295302"/>
+      <w:bookmarkStart w:id="77" w:name="__RefHeading___Toc4912_556429768"/>
       <w:bookmarkStart w:id="78" w:name="simulation-vs-silicon"/>
       <w:bookmarkEnd w:id="77"/>
       <w:r>
@@ -21553,7 +21573,7 @@
         <w:spacing w:before="280" w:after="80"/>
         <w:rPr/>
       </w:pPr>
-      <w:bookmarkStart w:id="79" w:name="__RefHeading___Toc4912_3176295302"/>
+      <w:bookmarkStart w:id="79" w:name="__RefHeading___Toc4914_556429768"/>
       <w:bookmarkStart w:id="80" w:name="the-two-paths"/>
       <w:bookmarkEnd w:id="79"/>
       <w:r>
@@ -22354,7 +22374,7 @@
         <w:spacing w:before="280" w:after="80"/>
         <w:rPr/>
       </w:pPr>
-      <w:bookmarkStart w:id="82" w:name="__RefHeading___Toc4914_3176295302"/>
+      <w:bookmarkStart w:id="82" w:name="__RefHeading___Toc4916_556429768"/>
       <w:bookmarkStart w:id="83" w:name="the-cocotb-testbench"/>
       <w:bookmarkEnd w:id="82"/>
       <w:r>
@@ -22736,7 +22756,7 @@
         <w:spacing w:before="280" w:after="80"/>
         <w:rPr/>
       </w:pPr>
-      <w:bookmarkStart w:id="84" w:name="__RefHeading___Toc4916_3176295302"/>
+      <w:bookmarkStart w:id="84" w:name="__RefHeading___Toc4918_556429768"/>
       <w:bookmarkStart w:id="85" w:name="why-no-uart-in-sim-here"/>
       <w:bookmarkEnd w:id="84"/>
       <w:r>
@@ -22835,7 +22855,7 @@
         <w:spacing w:before="360" w:after="120"/>
         <w:rPr/>
       </w:pPr>
-      <w:bookmarkStart w:id="86" w:name="__RefHeading___Toc4918_3176295302"/>
+      <w:bookmarkStart w:id="86" w:name="__RefHeading___Toc4920_556429768"/>
       <w:bookmarkStart w:id="87" w:name="troubleshooting"/>
       <w:bookmarkEnd w:id="86"/>
       <w:r>
@@ -22866,7 +22886,7 @@
         <w:spacing w:before="280" w:after="80"/>
         <w:rPr/>
       </w:pPr>
-      <w:bookmarkStart w:id="88" w:name="__RefHeading___Toc4920_3176295302"/>
+      <w:bookmarkStart w:id="88" w:name="__RefHeading___Toc4922_556429768"/>
       <w:bookmarkStart w:id="89" w:name="current-state"/>
       <w:bookmarkEnd w:id="88"/>
       <w:r>
@@ -22975,7 +22995,7 @@
         <w:spacing w:before="280" w:after="80"/>
         <w:rPr/>
       </w:pPr>
-      <w:bookmarkStart w:id="90" w:name="__RefHeading___Toc4922_3176295302"/>
+      <w:bookmarkStart w:id="90" w:name="__RefHeading___Toc4924_556429768"/>
       <w:bookmarkEnd w:id="90"/>
       <w:r>
         <w:rPr>
@@ -23613,7 +23633,7 @@
         <w:spacing w:before="280" w:after="80"/>
         <w:rPr/>
       </w:pPr>
-      <w:bookmarkStart w:id="93" w:name="__RefHeading___Toc4924_3176295302"/>
+      <w:bookmarkStart w:id="93" w:name="__RefHeading___Toc4926_556429768"/>
       <w:bookmarkEnd w:id="93"/>
       <w:r>
         <w:rPr>
@@ -23746,7 +23766,7 @@
         <w:spacing w:before="280" w:after="80"/>
         <w:rPr/>
       </w:pPr>
-      <w:bookmarkStart w:id="94" w:name="__RefHeading___Toc4926_3176295302"/>
+      <w:bookmarkStart w:id="94" w:name="__RefHeading___Toc4928_556429768"/>
       <w:bookmarkStart w:id="95" w:name="board-fit-vs-sim-geometry"/>
       <w:bookmarkEnd w:id="94"/>
       <w:r>
@@ -23842,7 +23862,7 @@
         <w:spacing w:before="280" w:after="80"/>
         <w:rPr/>
       </w:pPr>
-      <w:bookmarkStart w:id="96" w:name="__RefHeading___Toc4928_3176295302"/>
+      <w:bookmarkStart w:id="96" w:name="__RefHeading___Toc4930_556429768"/>
       <w:bookmarkStart w:id="97" w:name="three-different-0x1000s"/>
       <w:bookmarkEnd w:id="96"/>
       <w:r>
@@ -23981,7 +24001,7 @@
         <w:spacing w:before="280" w:after="80"/>
         <w:rPr/>
       </w:pPr>
-      <w:bookmarkStart w:id="98" w:name="__RefHeading___Toc4930_3176295302"/>
+      <w:bookmarkStart w:id="98" w:name="__RefHeading___Toc4932_556429768"/>
       <w:bookmarkStart w:id="99" w:name="vivado-only-package-collisions"/>
       <w:bookmarkEnd w:id="98"/>
       <w:r>
@@ -24254,7 +24274,7 @@
           </w:r>
           <w:r>
             <w:rPr/>
-            <w:t>30</w:t>
+            <w:t>31</w:t>
           </w:r>
           <w:r>
             <w:rPr/>
@@ -24281,7 +24301,7 @@
           </w:r>
           <w:r>
             <w:rPr/>
-            <w:t>30</w:t>
+            <w:t>31</w:t>
           </w:r>
           <w:r>
             <w:rPr/>
@@ -24401,7 +24421,7 @@
           </w:r>
           <w:r>
             <w:rPr/>
-            <w:t>30</w:t>
+            <w:t>31</w:t>
           </w:r>
           <w:r>
             <w:rPr/>
@@ -24428,7 +24448,7 @@
           </w:r>
           <w:r>
             <w:rPr/>
-            <w:t>30</w:t>
+            <w:t>31</w:t>
           </w:r>
           <w:r>
             <w:rPr/>
